--- a/Analise/RelatorioExecutivoConsolidado_GeoAI_Mentor.docx
+++ b/Analise/RelatorioExecutivoConsolidado_GeoAI_Mentor.docx
@@ -5419,6 +5419,323 @@
         <w:spacing w:after="0"/>
       </w:pPr>
     </w:p>
+    <w:p>
+      <w:r>
+        <w:br w:type="page"/>
+      </w:r>
+    </w:p>
+    <w:p>
+      <w:pPr>
+        <w:pStyle w:val="Heading1"/>
+      </w:pPr>
+      <w:r>
+        <w:t>Atualização executiva - Interface web</w:t>
+      </w:r>
+    </w:p>
+    <w:p>
+      <w:r>
+        <w:t>Em 17/08/2026, o protótipo evoluiu do terminal para uma interface web local em Streamlit. A evolução preserva a integração com OpenAI e LangChain e acrescenta uma experiência de conversa mais acessível para pessoas não técnicas.</w:t>
+      </w:r>
+    </w:p>
+    <w:tbl>
+      <w:tblPr>
+        <w:tblStyle w:val="TableGrid"/>
+        <w:tblW w:type="auto" w:w="0"/>
+        <w:tblLayout w:type="fixed"/>
+        <w:tblLook w:firstColumn="1" w:firstRow="1" w:lastColumn="0" w:lastRow="0" w:noHBand="0" w:noVBand="1" w:val="04A0"/>
+      </w:tblPr>
+      <w:tblGrid>
+        <w:gridCol w:w="3120"/>
+        <w:gridCol w:w="3120"/>
+        <w:gridCol w:w="3120"/>
+      </w:tblGrid>
+      <w:tr>
+        <w:tc>
+          <w:tcPr>
+            <w:tcW w:type="dxa" w:w="2232"/>
+            <w:vAlign w:val="center"/>
+          </w:tcPr>
+          <w:p>
+            <w:pPr>
+              <w:jc w:val="center"/>
+            </w:pPr>
+            <w:r>
+              <w:rPr>
+                <w:b/>
+              </w:rPr>
+              <w:t>Indicador</w:t>
+            </w:r>
+          </w:p>
+        </w:tc>
+        <w:tc>
+          <w:tcPr>
+            <w:tcW w:type="dxa" w:w="1872"/>
+            <w:vAlign w:val="center"/>
+          </w:tcPr>
+          <w:p>
+            <w:pPr>
+              <w:jc w:val="center"/>
+            </w:pPr>
+            <w:r>
+              <w:rPr>
+                <w:b/>
+              </w:rPr>
+              <w:t>Resultado</w:t>
+            </w:r>
+          </w:p>
+        </w:tc>
+        <w:tc>
+          <w:tcPr>
+            <w:tcW w:type="dxa" w:w="5400"/>
+            <w:vAlign w:val="center"/>
+          </w:tcPr>
+          <w:p>
+            <w:pPr>
+              <w:jc w:val="center"/>
+            </w:pPr>
+            <w:r>
+              <w:rPr>
+                <w:b/>
+              </w:rPr>
+              <w:t>Leitura executiva</w:t>
+            </w:r>
+          </w:p>
+        </w:tc>
+      </w:tr>
+      <w:tr>
+        <w:tc>
+          <w:tcPr>
+            <w:tcW w:type="dxa" w:w="2232"/>
+            <w:vAlign w:val="center"/>
+          </w:tcPr>
+          <w:p>
+            <w:r>
+              <w:t>Interface web local</w:t>
+            </w:r>
+          </w:p>
+        </w:tc>
+        <w:tc>
+          <w:tcPr>
+            <w:tcW w:type="dxa" w:w="1872"/>
+            <w:vAlign w:val="center"/>
+          </w:tcPr>
+          <w:p>
+            <w:r>
+              <w:t>Entregue</w:t>
+            </w:r>
+          </w:p>
+        </w:tc>
+        <w:tc>
+          <w:tcPr>
+            <w:tcW w:type="dxa" w:w="5400"/>
+            <w:vAlign w:val="center"/>
+          </w:tcPr>
+          <w:p>
+            <w:r>
+              <w:t>O usuário conversa pelo navegador, sem editar o código.</w:t>
+            </w:r>
+          </w:p>
+        </w:tc>
+      </w:tr>
+      <w:tr>
+        <w:tc>
+          <w:tcPr>
+            <w:tcW w:type="dxa" w:w="2232"/>
+            <w:vAlign w:val="center"/>
+          </w:tcPr>
+          <w:p>
+            <w:r>
+              <w:t>Memória visual</w:t>
+            </w:r>
+          </w:p>
+        </w:tc>
+        <w:tc>
+          <w:tcPr>
+            <w:tcW w:type="dxa" w:w="1872"/>
+            <w:vAlign w:val="center"/>
+          </w:tcPr>
+          <w:p>
+            <w:r>
+              <w:t>Entregue</w:t>
+            </w:r>
+          </w:p>
+        </w:tc>
+        <w:tc>
+          <w:tcPr>
+            <w:tcW w:type="dxa" w:w="5400"/>
+            <w:vAlign w:val="center"/>
+          </w:tcPr>
+          <w:p>
+            <w:r>
+              <w:t>As mensagens permanecem na tela durante a sessão.</w:t>
+            </w:r>
+          </w:p>
+        </w:tc>
+      </w:tr>
+      <w:tr>
+        <w:tc>
+          <w:tcPr>
+            <w:tcW w:type="dxa" w:w="2232"/>
+            <w:vAlign w:val="center"/>
+          </w:tcPr>
+          <w:p>
+            <w:r>
+              <w:t>Isolamento</w:t>
+            </w:r>
+          </w:p>
+        </w:tc>
+        <w:tc>
+          <w:tcPr>
+            <w:tcW w:type="dxa" w:w="1872"/>
+            <w:vAlign w:val="center"/>
+          </w:tcPr>
+          <w:p>
+            <w:r>
+              <w:t>Entregue</w:t>
+            </w:r>
+          </w:p>
+        </w:tc>
+        <w:tc>
+          <w:tcPr>
+            <w:tcW w:type="dxa" w:w="5400"/>
+            <w:vAlign w:val="center"/>
+          </w:tcPr>
+          <w:p>
+            <w:r>
+              <w:t>Nova conversa inicia um histórico independente.</w:t>
+            </w:r>
+          </w:p>
+        </w:tc>
+      </w:tr>
+      <w:tr>
+        <w:tc>
+          <w:tcPr>
+            <w:tcW w:type="dxa" w:w="2232"/>
+            <w:vAlign w:val="center"/>
+          </w:tcPr>
+          <w:p>
+            <w:r>
+              <w:t>Testes automatizados</w:t>
+            </w:r>
+          </w:p>
+        </w:tc>
+        <w:tc>
+          <w:tcPr>
+            <w:tcW w:type="dxa" w:w="1872"/>
+            <w:vAlign w:val="center"/>
+          </w:tcPr>
+          <w:p>
+            <w:r>
+              <w:t>6 de 6 aprovados</w:t>
+            </w:r>
+          </w:p>
+        </w:tc>
+        <w:tc>
+          <w:tcPr>
+            <w:tcW w:type="dxa" w:w="5400"/>
+            <w:vAlign w:val="center"/>
+          </w:tcPr>
+          <w:p>
+            <w:r>
+              <w:t>Núcleo e interface foram verificados sem custo de API.</w:t>
+            </w:r>
+          </w:p>
+        </w:tc>
+      </w:tr>
+      <w:tr>
+        <w:tc>
+          <w:tcPr>
+            <w:tcW w:type="dxa" w:w="2232"/>
+            <w:vAlign w:val="center"/>
+          </w:tcPr>
+          <w:p>
+            <w:r>
+              <w:t>Demonstração</w:t>
+            </w:r>
+          </w:p>
+        </w:tc>
+        <w:tc>
+          <w:tcPr>
+            <w:tcW w:type="dxa" w:w="1872"/>
+            <w:vAlign w:val="center"/>
+          </w:tcPr>
+          <w:p>
+            <w:r>
+              <w:t>GIF atualizado</w:t>
+            </w:r>
+          </w:p>
+        </w:tc>
+        <w:tc>
+          <w:tcPr>
+            <w:tcW w:type="dxa" w:w="5400"/>
+            <w:vAlign w:val="center"/>
+          </w:tcPr>
+          <w:p>
+            <w:r>
+              <w:t>O portfólio apresenta visualmente o fluxo com memória.</w:t>
+            </w:r>
+          </w:p>
+        </w:tc>
+      </w:tr>
+    </w:tbl>
+    <w:p>
+      <w:pPr>
+        <w:pStyle w:val="Heading2"/>
+      </w:pPr>
+      <w:r>
+        <w:t>Impacto para o usuário</w:t>
+      </w:r>
+    </w:p>
+    <w:p>
+      <w:r>
+        <w:t>O GeoAI Mentor passa a oferecer um campo de mensagem, histórico visível e um botão para reiniciar a conversa. A interface reduz a barreira de entrada e torna a demonstração do portfólio mais clara, mantendo a mesma especialização em geociências e dados.</w:t>
+      </w:r>
+    </w:p>
+    <w:p>
+      <w:pPr>
+        <w:pStyle w:val="Heading2"/>
+      </w:pPr>
+      <w:r>
+        <w:t>Limites e próximo passo</w:t>
+      </w:r>
+    </w:p>
+    <w:p>
+      <w:r>
+        <w:t>A aplicação ainda é executada localmente e a memória continua temporária. Para uso mais amplo, recomenda-se hospedar o Streamlit em ambiente controlado, adicionar autenticação, persistência e limites de consumo da API.</w:t>
+      </w:r>
+    </w:p>
+    <w:p>
+      <w:pPr>
+        <w:pStyle w:val="Heading2"/>
+      </w:pPr>
+      <w:r>
+        <w:t>Reprodução resumida</w:t>
+      </w:r>
+    </w:p>
+    <w:p>
+      <w:pPr>
+        <w:pStyle w:val="ListBullet"/>
+      </w:pPr>
+      <w:r>
+        <w:t>Instale as dependências com pip install -r requirements.txt.</w:t>
+      </w:r>
+    </w:p>
+    <w:p>
+      <w:pPr>
+        <w:pStyle w:val="ListBullet"/>
+      </w:pPr>
+      <w:r>
+        <w:t>Execute os testes com python -m pytest -q.</w:t>
+      </w:r>
+    </w:p>
+    <w:p>
+      <w:pPr>
+        <w:pStyle w:val="ListBullet"/>
+      </w:pPr>
+      <w:r>
+        <w:t>Inicie a interface com streamlit run streamlit_app.py.</w:t>
+      </w:r>
+    </w:p>
     <w:sectPr>
       <w:headerReference w:type="default" r:id="rId9"/>
       <w:footerReference w:type="default" r:id="rId10"/>
